--- a/saMhitA/06/TS 6 Malayalam Corrections.docx
+++ b/saMhitA/06/TS 6 Malayalam Corrections.docx
@@ -79,10 +79,9 @@
           <w:bCs/>
           <w:sz w:val="32"/>
           <w:szCs w:val="32"/>
-          <w:highlight w:val="red"/>
           <w:u w:val="single"/>
         </w:rPr>
-        <w:t>???</w:t>
+        <w:t>30th April 2026</w:t>
       </w:r>
     </w:p>
     <w:p>
@@ -262,7 +261,18 @@
                 <w:sz w:val="28"/>
                 <w:szCs w:val="28"/>
               </w:rPr>
-              <w:t>TS 6.1.</w:t>
+              <w:t xml:space="preserve">TS </w:t>
+            </w:r>
+            <w:proofErr w:type="gramStart"/>
+            <w:r>
+              <w:rPr>
+                <w:rFonts w:cs="Arial"/>
+                <w:b/>
+                <w:bCs/>
+                <w:sz w:val="28"/>
+                <w:szCs w:val="28"/>
+              </w:rPr>
+              <w:t>6.1.</w:t>
             </w:r>
             <w:r>
               <w:rPr>
@@ -282,7 +292,18 @@
                 <w:sz w:val="28"/>
                 <w:szCs w:val="28"/>
               </w:rPr>
-              <w:t xml:space="preserve"> - </w:t>
+              <w:t xml:space="preserve"> -</w:t>
+            </w:r>
+            <w:proofErr w:type="gramEnd"/>
+            <w:r>
+              <w:rPr>
+                <w:rFonts w:cs="Arial"/>
+                <w:b/>
+                <w:bCs/>
+                <w:sz w:val="28"/>
+                <w:szCs w:val="28"/>
+              </w:rPr>
+              <w:t xml:space="preserve"> </w:t>
             </w:r>
             <w:r>
               <w:rPr>
@@ -649,7 +670,18 @@
                 <w:sz w:val="28"/>
                 <w:szCs w:val="28"/>
               </w:rPr>
-              <w:t>TS 6.1.</w:t>
+              <w:t xml:space="preserve">TS </w:t>
+            </w:r>
+            <w:proofErr w:type="gramStart"/>
+            <w:r>
+              <w:rPr>
+                <w:rFonts w:cs="Arial"/>
+                <w:b/>
+                <w:bCs/>
+                <w:sz w:val="28"/>
+                <w:szCs w:val="28"/>
+              </w:rPr>
+              <w:t>6.1.</w:t>
             </w:r>
             <w:r>
               <w:rPr>
@@ -669,7 +701,18 @@
                 <w:sz w:val="28"/>
                 <w:szCs w:val="28"/>
               </w:rPr>
-              <w:t xml:space="preserve"> - </w:t>
+              <w:t xml:space="preserve"> -</w:t>
+            </w:r>
+            <w:proofErr w:type="gramEnd"/>
+            <w:r>
+              <w:rPr>
+                <w:rFonts w:cs="Arial"/>
+                <w:b/>
+                <w:bCs/>
+                <w:sz w:val="28"/>
+                <w:szCs w:val="28"/>
+              </w:rPr>
+              <w:t xml:space="preserve"> </w:t>
             </w:r>
             <w:r>
               <w:rPr>
@@ -1015,7 +1058,18 @@
                 <w:sz w:val="28"/>
                 <w:szCs w:val="28"/>
               </w:rPr>
-              <w:t>TS 6.1.</w:t>
+              <w:t xml:space="preserve">TS </w:t>
+            </w:r>
+            <w:proofErr w:type="gramStart"/>
+            <w:r>
+              <w:rPr>
+                <w:rFonts w:cs="Arial"/>
+                <w:b/>
+                <w:bCs/>
+                <w:sz w:val="28"/>
+                <w:szCs w:val="28"/>
+              </w:rPr>
+              <w:t>6.1.</w:t>
             </w:r>
             <w:r>
               <w:rPr>
@@ -1035,7 +1089,18 @@
                 <w:sz w:val="28"/>
                 <w:szCs w:val="28"/>
               </w:rPr>
-              <w:t xml:space="preserve"> - </w:t>
+              <w:t xml:space="preserve"> -</w:t>
+            </w:r>
+            <w:proofErr w:type="gramEnd"/>
+            <w:r>
+              <w:rPr>
+                <w:rFonts w:cs="Arial"/>
+                <w:b/>
+                <w:bCs/>
+                <w:sz w:val="28"/>
+                <w:szCs w:val="28"/>
+              </w:rPr>
+              <w:t xml:space="preserve"> </w:t>
             </w:r>
             <w:r>
               <w:rPr>
@@ -1258,7 +1323,18 @@
                 <w:sz w:val="28"/>
                 <w:szCs w:val="28"/>
               </w:rPr>
-              <w:t>TS 6.1</w:t>
+              <w:t xml:space="preserve">TS </w:t>
+            </w:r>
+            <w:proofErr w:type="gramStart"/>
+            <w:r>
+              <w:rPr>
+                <w:rFonts w:cs="Arial"/>
+                <w:b/>
+                <w:bCs/>
+                <w:sz w:val="28"/>
+                <w:szCs w:val="28"/>
+              </w:rPr>
+              <w:t>6.1</w:t>
             </w:r>
             <w:r>
               <w:rPr>
@@ -1278,7 +1354,18 @@
                 <w:sz w:val="28"/>
                 <w:szCs w:val="28"/>
               </w:rPr>
-              <w:t xml:space="preserve"> - </w:t>
+              <w:t xml:space="preserve"> -</w:t>
+            </w:r>
+            <w:proofErr w:type="gramEnd"/>
+            <w:r>
+              <w:rPr>
+                <w:rFonts w:cs="Arial"/>
+                <w:b/>
+                <w:bCs/>
+                <w:sz w:val="28"/>
+                <w:szCs w:val="28"/>
+              </w:rPr>
+              <w:t xml:space="preserve"> </w:t>
             </w:r>
             <w:r>
               <w:rPr>
@@ -1795,7 +1882,18 @@
                 <w:sz w:val="28"/>
                 <w:szCs w:val="28"/>
               </w:rPr>
-              <w:t>TS 6.</w:t>
+              <w:t xml:space="preserve">TS </w:t>
+            </w:r>
+            <w:proofErr w:type="gramStart"/>
+            <w:r>
+              <w:rPr>
+                <w:rFonts w:cs="Arial"/>
+                <w:b/>
+                <w:bCs/>
+                <w:sz w:val="28"/>
+                <w:szCs w:val="28"/>
+              </w:rPr>
+              <w:t>6.</w:t>
             </w:r>
             <w:r>
               <w:rPr>
@@ -1815,7 +1913,18 @@
                 <w:sz w:val="28"/>
                 <w:szCs w:val="28"/>
               </w:rPr>
-              <w:t xml:space="preserve"> - </w:t>
+              <w:t xml:space="preserve"> -</w:t>
+            </w:r>
+            <w:proofErr w:type="gramEnd"/>
+            <w:r>
+              <w:rPr>
+                <w:rFonts w:cs="Arial"/>
+                <w:b/>
+                <w:bCs/>
+                <w:sz w:val="28"/>
+                <w:szCs w:val="28"/>
+              </w:rPr>
+              <w:t xml:space="preserve"> </w:t>
             </w:r>
             <w:r>
               <w:rPr>
@@ -4190,80 +4299,29 @@
           </w:p>
         </w:tc>
       </w:tr>
-      <w:tr>
-        <w:trPr>
-          <w:trHeight w:val="964"/>
-        </w:trPr>
-        <w:tc>
-          <w:tcPr>
-            <w:tcW w:w="3594" w:type="dxa"/>
-            <w:tcBorders>
-              <w:top w:val="single" w:sz="4" w:space="0" w:color="000000"/>
-              <w:left w:val="single" w:sz="4" w:space="0" w:color="000000"/>
-              <w:bottom w:val="single" w:sz="4" w:space="0" w:color="000000"/>
-              <w:right w:val="single" w:sz="4" w:space="0" w:color="000000"/>
-            </w:tcBorders>
-          </w:tcPr>
-          <w:p>
-            <w:pPr>
-              <w:widowControl w:val="0"/>
-              <w:autoSpaceDE w:val="0"/>
-              <w:autoSpaceDN w:val="0"/>
-              <w:adjustRightInd w:val="0"/>
-              <w:rPr>
-                <w:rFonts w:cs="Arial"/>
-                <w:b/>
-                <w:bCs/>
-                <w:sz w:val="28"/>
-                <w:szCs w:val="28"/>
-              </w:rPr>
-            </w:pPr>
-          </w:p>
-        </w:tc>
-        <w:tc>
-          <w:tcPr>
-            <w:tcW w:w="4706" w:type="dxa"/>
-            <w:gridSpan w:val="2"/>
-            <w:tcBorders>
-              <w:top w:val="single" w:sz="4" w:space="0" w:color="000000"/>
-              <w:left w:val="single" w:sz="4" w:space="0" w:color="000000"/>
-              <w:bottom w:val="single" w:sz="4" w:space="0" w:color="000000"/>
-              <w:right w:val="single" w:sz="4" w:space="0" w:color="000000"/>
-            </w:tcBorders>
-          </w:tcPr>
-          <w:p>
-            <w:pPr>
-              <w:ind w:right="-108"/>
-              <w:rPr>
-                <w:rFonts w:ascii="BRH Malayalam Extra" w:hAnsi="BRH Malayalam Extra" w:cs="BRH Malayalam Extra"/>
-                <w:sz w:val="40"/>
-                <w:szCs w:val="40"/>
-              </w:rPr>
-            </w:pPr>
-          </w:p>
-        </w:tc>
-        <w:tc>
-          <w:tcPr>
-            <w:tcW w:w="4678" w:type="dxa"/>
-            <w:tcBorders>
-              <w:top w:val="single" w:sz="4" w:space="0" w:color="000000"/>
-              <w:left w:val="single" w:sz="4" w:space="0" w:color="000000"/>
-              <w:bottom w:val="single" w:sz="4" w:space="0" w:color="000000"/>
-              <w:right w:val="single" w:sz="4" w:space="0" w:color="000000"/>
-            </w:tcBorders>
-          </w:tcPr>
-          <w:p>
-            <w:pPr>
-              <w:rPr>
-                <w:rFonts w:ascii="BRH Malayalam Extra" w:hAnsi="BRH Malayalam Extra" w:cs="BRH Malayalam Extra"/>
-                <w:sz w:val="40"/>
-                <w:szCs w:val="40"/>
-              </w:rPr>
-            </w:pPr>
-          </w:p>
-        </w:tc>
-      </w:tr>
     </w:tbl>
+    <w:p>
+      <w:pPr>
+        <w:jc w:val="center"/>
+        <w:rPr>
+          <w:b/>
+          <w:bCs/>
+          <w:sz w:val="32"/>
+          <w:szCs w:val="32"/>
+          <w:u w:val="single"/>
+        </w:rPr>
+      </w:pPr>
+      <w:r>
+        <w:rPr>
+          <w:b/>
+          <w:bCs/>
+          <w:sz w:val="32"/>
+          <w:szCs w:val="32"/>
+          <w:u w:val="single"/>
+        </w:rPr>
+        <w:t>============</w:t>
+      </w:r>
+    </w:p>
     <w:p>
       <w:pPr>
         <w:jc w:val="center"/>
@@ -4319,6 +4377,7 @@
           <w:szCs w:val="32"/>
           <w:u w:val="single"/>
         </w:rPr>
+        <w:lastRenderedPageBreak/>
         <w:t xml:space="preserve">TaittirIya Samhita – TS 6 </w:t>
       </w:r>
       <w:r>
@@ -4545,7 +4604,29 @@
                 <w:sz w:val="28"/>
                 <w:szCs w:val="28"/>
               </w:rPr>
-              <w:t>TS 6.1.3.8  - Vaakyam</w:t>
+              <w:t xml:space="preserve">TS </w:t>
+            </w:r>
+            <w:proofErr w:type="gramStart"/>
+            <w:r>
+              <w:rPr>
+                <w:rFonts w:cs="Arial"/>
+                <w:b/>
+                <w:bCs/>
+                <w:sz w:val="28"/>
+                <w:szCs w:val="28"/>
+              </w:rPr>
+              <w:t>6.1.3.8  -</w:t>
+            </w:r>
+            <w:proofErr w:type="gramEnd"/>
+            <w:r>
+              <w:rPr>
+                <w:rFonts w:cs="Arial"/>
+                <w:b/>
+                <w:bCs/>
+                <w:sz w:val="28"/>
+                <w:szCs w:val="28"/>
+              </w:rPr>
+              <w:t xml:space="preserve"> Vaakyam</w:t>
             </w:r>
           </w:p>
           <w:p>
@@ -4772,7 +4853,29 @@
                 <w:sz w:val="28"/>
                 <w:szCs w:val="28"/>
               </w:rPr>
-              <w:t>TS 6.1.5.3  - Vaakyam</w:t>
+              <w:t xml:space="preserve">TS </w:t>
+            </w:r>
+            <w:proofErr w:type="gramStart"/>
+            <w:r>
+              <w:rPr>
+                <w:rFonts w:cs="Arial"/>
+                <w:b/>
+                <w:bCs/>
+                <w:sz w:val="28"/>
+                <w:szCs w:val="28"/>
+              </w:rPr>
+              <w:t>6.1.5.3  -</w:t>
+            </w:r>
+            <w:proofErr w:type="gramEnd"/>
+            <w:r>
+              <w:rPr>
+                <w:rFonts w:cs="Arial"/>
+                <w:b/>
+                <w:bCs/>
+                <w:sz w:val="28"/>
+                <w:szCs w:val="28"/>
+              </w:rPr>
+              <w:t xml:space="preserve"> Vaakyam</w:t>
             </w:r>
           </w:p>
           <w:p>
@@ -5650,7 +5753,29 @@
                 <w:sz w:val="28"/>
                 <w:szCs w:val="28"/>
               </w:rPr>
-              <w:t>TS 6.1.9.6  - Vaakyam</w:t>
+              <w:t xml:space="preserve">TS </w:t>
+            </w:r>
+            <w:proofErr w:type="gramStart"/>
+            <w:r>
+              <w:rPr>
+                <w:rFonts w:cs="Arial"/>
+                <w:b/>
+                <w:bCs/>
+                <w:sz w:val="28"/>
+                <w:szCs w:val="28"/>
+              </w:rPr>
+              <w:t>6.1.9.6  -</w:t>
+            </w:r>
+            <w:proofErr w:type="gramEnd"/>
+            <w:r>
+              <w:rPr>
+                <w:rFonts w:cs="Arial"/>
+                <w:b/>
+                <w:bCs/>
+                <w:sz w:val="28"/>
+                <w:szCs w:val="28"/>
+              </w:rPr>
+              <w:t xml:space="preserve"> Vaakyam</w:t>
             </w:r>
           </w:p>
           <w:p>
@@ -5894,7 +6019,29 @@
                 <w:sz w:val="28"/>
                 <w:szCs w:val="28"/>
               </w:rPr>
-              <w:t>TS 6.1.10.3  - Vaakyam</w:t>
+              <w:t xml:space="preserve">TS </w:t>
+            </w:r>
+            <w:proofErr w:type="gramStart"/>
+            <w:r>
+              <w:rPr>
+                <w:rFonts w:cs="Arial"/>
+                <w:b/>
+                <w:bCs/>
+                <w:sz w:val="28"/>
+                <w:szCs w:val="28"/>
+              </w:rPr>
+              <w:t>6.1.10.3  -</w:t>
+            </w:r>
+            <w:proofErr w:type="gramEnd"/>
+            <w:r>
+              <w:rPr>
+                <w:rFonts w:cs="Arial"/>
+                <w:b/>
+                <w:bCs/>
+                <w:sz w:val="28"/>
+                <w:szCs w:val="28"/>
+              </w:rPr>
+              <w:t xml:space="preserve"> Vaakyam</w:t>
             </w:r>
           </w:p>
           <w:p>
@@ -6122,7 +6269,29 @@
                 <w:sz w:val="28"/>
                 <w:szCs w:val="28"/>
               </w:rPr>
-              <w:t>TS 6.1.11.2  - Vaakyam</w:t>
+              <w:t xml:space="preserve">TS </w:t>
+            </w:r>
+            <w:proofErr w:type="gramStart"/>
+            <w:r>
+              <w:rPr>
+                <w:rFonts w:cs="Arial"/>
+                <w:b/>
+                <w:bCs/>
+                <w:sz w:val="28"/>
+                <w:szCs w:val="28"/>
+              </w:rPr>
+              <w:t>6.1.11.2  -</w:t>
+            </w:r>
+            <w:proofErr w:type="gramEnd"/>
+            <w:r>
+              <w:rPr>
+                <w:rFonts w:cs="Arial"/>
+                <w:b/>
+                <w:bCs/>
+                <w:sz w:val="28"/>
+                <w:szCs w:val="28"/>
+              </w:rPr>
+              <w:t xml:space="preserve"> Vaakyam</w:t>
             </w:r>
           </w:p>
           <w:p>
@@ -6381,7 +6550,29 @@
                 <w:szCs w:val="28"/>
               </w:rPr>
               <w:lastRenderedPageBreak/>
-              <w:t>TS 6.1.11.2  - Vaakyam</w:t>
+              <w:t xml:space="preserve">TS </w:t>
+            </w:r>
+            <w:proofErr w:type="gramStart"/>
+            <w:r>
+              <w:rPr>
+                <w:rFonts w:cs="Arial"/>
+                <w:b/>
+                <w:bCs/>
+                <w:sz w:val="28"/>
+                <w:szCs w:val="28"/>
+              </w:rPr>
+              <w:t>6.1.11.2  -</w:t>
+            </w:r>
+            <w:proofErr w:type="gramEnd"/>
+            <w:r>
+              <w:rPr>
+                <w:rFonts w:cs="Arial"/>
+                <w:b/>
+                <w:bCs/>
+                <w:sz w:val="28"/>
+                <w:szCs w:val="28"/>
+              </w:rPr>
+              <w:t xml:space="preserve"> Vaakyam</w:t>
             </w:r>
           </w:p>
           <w:p>
@@ -11831,7 +12022,25 @@
                 <w:sz w:val="40"/>
                 <w:szCs w:val="40"/>
               </w:rPr>
-              <w:t>—gª.tyrxpd¢</w:t>
+              <w:t>—</w:t>
+            </w:r>
+            <w:proofErr w:type="gramStart"/>
+            <w:r>
+              <w:rPr>
+                <w:rFonts w:ascii="BRH Malayalam Extra" w:hAnsi="BRH Malayalam Extra" w:cs="BRH Malayalam Extra"/>
+                <w:sz w:val="40"/>
+                <w:szCs w:val="40"/>
+              </w:rPr>
+              <w:t>gª.tyrxpd</w:t>
+            </w:r>
+            <w:proofErr w:type="gramEnd"/>
+            <w:r>
+              <w:rPr>
+                <w:rFonts w:ascii="BRH Malayalam Extra" w:hAnsi="BRH Malayalam Extra" w:cs="BRH Malayalam Extra"/>
+                <w:sz w:val="40"/>
+                <w:szCs w:val="40"/>
+              </w:rPr>
+              <w:t>¢</w:t>
             </w:r>
             <w:r>
               <w:rPr>
@@ -11888,7 +12097,25 @@
                 <w:sz w:val="40"/>
                 <w:szCs w:val="40"/>
               </w:rPr>
-              <w:t>—gª.tyrxpd¢</w:t>
+              <w:t>—</w:t>
+            </w:r>
+            <w:proofErr w:type="gramStart"/>
+            <w:r>
+              <w:rPr>
+                <w:rFonts w:ascii="BRH Malayalam Extra" w:hAnsi="BRH Malayalam Extra" w:cs="BRH Malayalam Extra"/>
+                <w:sz w:val="40"/>
+                <w:szCs w:val="40"/>
+              </w:rPr>
+              <w:t>gª.tyrxpd</w:t>
+            </w:r>
+            <w:proofErr w:type="gramEnd"/>
+            <w:r>
+              <w:rPr>
+                <w:rFonts w:ascii="BRH Malayalam Extra" w:hAnsi="BRH Malayalam Extra" w:cs="BRH Malayalam Extra"/>
+                <w:sz w:val="40"/>
+                <w:szCs w:val="40"/>
+              </w:rPr>
+              <w:t>¢</w:t>
             </w:r>
             <w:r>
               <w:rPr>
@@ -12358,6 +12585,7 @@
         </w:rPr>
         <w:t>31</w:t>
       </w:r>
+      <w:proofErr w:type="gramStart"/>
       <w:r>
         <w:rPr>
           <w:b/>
@@ -12399,6 +12627,7 @@
         </w:rPr>
         <w:t>Oct</w:t>
       </w:r>
+      <w:proofErr w:type="gramEnd"/>
       <w:r>
         <w:rPr>
           <w:b/>
@@ -12805,6 +13034,7 @@
               </w:rPr>
               <w:t>h£</w:t>
             </w:r>
+            <w:proofErr w:type="gramStart"/>
             <w:r>
               <w:rPr>
                 <w:rFonts w:ascii="BRH Malayalam Extra" w:eastAsia="Times New Roman" w:hAnsi="BRH Malayalam Extra" w:cs="BRH Malayalam Extra"/>
@@ -12839,6 +13069,7 @@
               </w:rPr>
               <w:t>(</w:t>
             </w:r>
+            <w:proofErr w:type="gramEnd"/>
             <w:r>
               <w:rPr>
                 <w:rFonts w:cs="Arial"/>
@@ -14206,6 +14437,7 @@
               </w:rPr>
               <w:t>ª</w:t>
             </w:r>
+            <w:proofErr w:type="gramStart"/>
             <w:r>
               <w:rPr>
                 <w:rFonts w:ascii="BRH Malayalam Extra" w:hAnsi="BRH Malayalam Extra" w:cs="BRH Malayalam Extra"/>
@@ -14233,6 +14465,7 @@
               </w:rPr>
               <w:t>r</w:t>
             </w:r>
+            <w:proofErr w:type="gramEnd"/>
             <w:r>
               <w:rPr>
                 <w:rFonts w:ascii="BRH Malayalam Extra" w:hAnsi="BRH Malayalam Extra" w:cs="BRH Malayalam Extra"/>
@@ -14384,6 +14617,7 @@
               </w:rPr>
               <w:t>ª</w:t>
             </w:r>
+            <w:proofErr w:type="gramStart"/>
             <w:r>
               <w:rPr>
                 <w:rFonts w:ascii="BRH Malayalam Extra" w:hAnsi="BRH Malayalam Extra" w:cs="BRH Malayalam Extra"/>
@@ -14411,6 +14645,7 @@
               </w:rPr>
               <w:t>r</w:t>
             </w:r>
+            <w:proofErr w:type="gramEnd"/>
             <w:r>
               <w:rPr>
                 <w:rFonts w:ascii="BRH Malayalam Extra" w:hAnsi="BRH Malayalam Extra" w:cs="BRH Malayalam Extra"/>
@@ -15520,7 +15755,27 @@
                 <w:sz w:val="40"/>
                 <w:szCs w:val="40"/>
               </w:rPr>
-              <w:t xml:space="preserve">J- [ ] </w:t>
+              <w:t xml:space="preserve">J- </w:t>
+            </w:r>
+            <w:proofErr w:type="gramStart"/>
+            <w:r>
+              <w:rPr>
+                <w:rFonts w:ascii="BRH Malayalam Extra" w:hAnsi="BRH Malayalam Extra" w:cs="BRH Malayalam Extra"/>
+                <w:color w:val="000000"/>
+                <w:sz w:val="40"/>
+                <w:szCs w:val="40"/>
+              </w:rPr>
+              <w:t>[ ]</w:t>
+            </w:r>
+            <w:proofErr w:type="gramEnd"/>
+            <w:r>
+              <w:rPr>
+                <w:rFonts w:ascii="BRH Malayalam Extra" w:hAnsi="BRH Malayalam Extra" w:cs="BRH Malayalam Extra"/>
+                <w:color w:val="000000"/>
+                <w:sz w:val="40"/>
+                <w:szCs w:val="40"/>
+              </w:rPr>
+              <w:t xml:space="preserve"> </w:t>
             </w:r>
             <w:r>
               <w:rPr>
@@ -15586,41 +15841,72 @@
               </w:rPr>
               <w:t>Rx</w:t>
             </w:r>
-            <w:r>
-              <w:rPr>
-                <w:rFonts w:ascii="BRH Malayalam Extra" w:hAnsi="BRH Malayalam Extra" w:cs="BRH Malayalam Extra"/>
-                <w:color w:val="000000"/>
-                <w:sz w:val="34"/>
-                <w:szCs w:val="40"/>
-              </w:rPr>
-              <w:t>–</w:t>
-            </w:r>
-            <w:r>
-              <w:rPr>
-                <w:rFonts w:ascii="BRH Malayalam Extra" w:hAnsi="BRH Malayalam Extra" w:cs="BRH Malayalam Extra"/>
-                <w:color w:val="000000"/>
-                <w:sz w:val="40"/>
-                <w:szCs w:val="40"/>
-              </w:rPr>
-              <w:t xml:space="preserve">  ¤¤p sûcy—Zy</w:t>
-            </w:r>
-            <w:r>
-              <w:rPr>
-                <w:rFonts w:ascii="BRH Malayalam Extra" w:hAnsi="BRH Malayalam Extra" w:cs="BRH Malayalam Extra"/>
-                <w:color w:val="000000"/>
-                <w:sz w:val="34"/>
-                <w:szCs w:val="40"/>
-              </w:rPr>
-              <w:t>–</w:t>
-            </w:r>
-            <w:r>
-              <w:rPr>
-                <w:rFonts w:ascii="BRH Malayalam Extra" w:hAnsi="BRH Malayalam Extra" w:cs="BRH Malayalam Extra"/>
-                <w:color w:val="000000"/>
-                <w:sz w:val="40"/>
-                <w:szCs w:val="40"/>
-              </w:rPr>
-              <w:t xml:space="preserve">J- [ ] </w:t>
+            <w:proofErr w:type="gramStart"/>
+            <w:r>
+              <w:rPr>
+                <w:rFonts w:ascii="BRH Malayalam Extra" w:hAnsi="BRH Malayalam Extra" w:cs="BRH Malayalam Extra"/>
+                <w:color w:val="000000"/>
+                <w:sz w:val="34"/>
+                <w:szCs w:val="40"/>
+              </w:rPr>
+              <w:t>–</w:t>
+            </w:r>
+            <w:r>
+              <w:rPr>
+                <w:rFonts w:ascii="BRH Malayalam Extra" w:hAnsi="BRH Malayalam Extra" w:cs="BRH Malayalam Extra"/>
+                <w:color w:val="000000"/>
+                <w:sz w:val="40"/>
+                <w:szCs w:val="40"/>
+              </w:rPr>
+              <w:t xml:space="preserve">  ¤</w:t>
+            </w:r>
+            <w:proofErr w:type="gramEnd"/>
+            <w:r>
+              <w:rPr>
+                <w:rFonts w:ascii="BRH Malayalam Extra" w:hAnsi="BRH Malayalam Extra" w:cs="BRH Malayalam Extra"/>
+                <w:color w:val="000000"/>
+                <w:sz w:val="40"/>
+                <w:szCs w:val="40"/>
+              </w:rPr>
+              <w:t>¤p sûcy—Zy</w:t>
+            </w:r>
+            <w:r>
+              <w:rPr>
+                <w:rFonts w:ascii="BRH Malayalam Extra" w:hAnsi="BRH Malayalam Extra" w:cs="BRH Malayalam Extra"/>
+                <w:color w:val="000000"/>
+                <w:sz w:val="34"/>
+                <w:szCs w:val="40"/>
+              </w:rPr>
+              <w:t>–</w:t>
+            </w:r>
+            <w:r>
+              <w:rPr>
+                <w:rFonts w:ascii="BRH Malayalam Extra" w:hAnsi="BRH Malayalam Extra" w:cs="BRH Malayalam Extra"/>
+                <w:color w:val="000000"/>
+                <w:sz w:val="40"/>
+                <w:szCs w:val="40"/>
+              </w:rPr>
+              <w:t xml:space="preserve">J- </w:t>
+            </w:r>
+            <w:proofErr w:type="gramStart"/>
+            <w:r>
+              <w:rPr>
+                <w:rFonts w:ascii="BRH Malayalam Extra" w:hAnsi="BRH Malayalam Extra" w:cs="BRH Malayalam Extra"/>
+                <w:color w:val="000000"/>
+                <w:sz w:val="40"/>
+                <w:szCs w:val="40"/>
+              </w:rPr>
+              <w:t>[ ]</w:t>
+            </w:r>
+            <w:proofErr w:type="gramEnd"/>
+            <w:r>
+              <w:rPr>
+                <w:rFonts w:ascii="BRH Malayalam Extra" w:hAnsi="BRH Malayalam Extra" w:cs="BRH Malayalam Extra"/>
+                <w:color w:val="000000"/>
+                <w:sz w:val="40"/>
+                <w:szCs w:val="40"/>
+              </w:rPr>
+              <w:t xml:space="preserve"> </w:t>
             </w:r>
             <w:r>
               <w:rPr>
@@ -15807,6 +16093,7 @@
               </w:rPr>
               <w:t>ª</w:t>
             </w:r>
+            <w:proofErr w:type="gramStart"/>
             <w:r>
               <w:rPr>
                 <w:rFonts w:ascii="BRH Malayalam Extra" w:hAnsi="BRH Malayalam Extra" w:cs="BRH Malayalam Extra"/>
@@ -15825,6 +16112,7 @@
               </w:rPr>
               <w:t>tyk</w:t>
             </w:r>
+            <w:proofErr w:type="gramEnd"/>
             <w:r>
               <w:rPr>
                 <w:rFonts w:ascii="BRH Malayalam Extra" w:hAnsi="BRH Malayalam Extra" w:cs="BRH Malayalam Extra"/>
@@ -15982,6 +16270,7 @@
               </w:rPr>
               <w:t>ª</w:t>
             </w:r>
+            <w:proofErr w:type="gramStart"/>
             <w:r>
               <w:rPr>
                 <w:rFonts w:ascii="BRH Malayalam Extra" w:hAnsi="BRH Malayalam Extra" w:cs="BRH Malayalam Extra"/>
@@ -16000,6 +16289,7 @@
               </w:rPr>
               <w:t>tyk</w:t>
             </w:r>
+            <w:proofErr w:type="gramEnd"/>
             <w:r>
               <w:rPr>
                 <w:rFonts w:ascii="BRH Malayalam Extra" w:hAnsi="BRH Malayalam Extra" w:cs="BRH Malayalam Extra"/>
@@ -16296,7 +16586,29 @@
                 <w:szCs w:val="36"/>
                 <w:lang w:val="en-IN" w:eastAsia="en-IN" w:bidi="ml-IN"/>
               </w:rPr>
-              <w:t xml:space="preserve">- [ ] </w:t>
+              <w:t xml:space="preserve">- </w:t>
+            </w:r>
+            <w:proofErr w:type="gramStart"/>
+            <w:r>
+              <w:rPr>
+                <w:rFonts w:ascii="BRH Malayalam Extra" w:eastAsia="Times New Roman" w:hAnsi="BRH Malayalam Extra" w:cs="BRH Malayalam Extra"/>
+                <w:color w:val="000000"/>
+                <w:sz w:val="36"/>
+                <w:szCs w:val="36"/>
+                <w:lang w:val="en-IN" w:eastAsia="en-IN" w:bidi="ml-IN"/>
+              </w:rPr>
+              <w:t>[ ]</w:t>
+            </w:r>
+            <w:proofErr w:type="gramEnd"/>
+            <w:r>
+              <w:rPr>
+                <w:rFonts w:ascii="BRH Malayalam Extra" w:eastAsia="Times New Roman" w:hAnsi="BRH Malayalam Extra" w:cs="BRH Malayalam Extra"/>
+                <w:color w:val="000000"/>
+                <w:sz w:val="36"/>
+                <w:szCs w:val="36"/>
+                <w:lang w:val="en-IN" w:eastAsia="en-IN" w:bidi="ml-IN"/>
+              </w:rPr>
+              <w:t xml:space="preserve"> </w:t>
             </w:r>
             <w:r>
               <w:rPr>
@@ -16438,7 +16750,29 @@
                 <w:szCs w:val="36"/>
                 <w:lang w:val="en-IN" w:eastAsia="en-IN" w:bidi="ml-IN"/>
               </w:rPr>
-              <w:t xml:space="preserve">- [ ] </w:t>
+              <w:t xml:space="preserve">- </w:t>
+            </w:r>
+            <w:proofErr w:type="gramStart"/>
+            <w:r>
+              <w:rPr>
+                <w:rFonts w:ascii="BRH Malayalam Extra" w:eastAsia="Times New Roman" w:hAnsi="BRH Malayalam Extra" w:cs="BRH Malayalam Extra"/>
+                <w:color w:val="000000"/>
+                <w:sz w:val="36"/>
+                <w:szCs w:val="36"/>
+                <w:lang w:val="en-IN" w:eastAsia="en-IN" w:bidi="ml-IN"/>
+              </w:rPr>
+              <w:t>[ ]</w:t>
+            </w:r>
+            <w:proofErr w:type="gramEnd"/>
+            <w:r>
+              <w:rPr>
+                <w:rFonts w:ascii="BRH Malayalam Extra" w:eastAsia="Times New Roman" w:hAnsi="BRH Malayalam Extra" w:cs="BRH Malayalam Extra"/>
+                <w:color w:val="000000"/>
+                <w:sz w:val="36"/>
+                <w:szCs w:val="36"/>
+                <w:lang w:val="en-IN" w:eastAsia="en-IN" w:bidi="ml-IN"/>
+              </w:rPr>
+              <w:t xml:space="preserve"> </w:t>
             </w:r>
             <w:r>
               <w:rPr>
@@ -17499,7 +17833,27 @@
                 <w:szCs w:val="28"/>
                 <w:lang w:bidi="ta-IN"/>
               </w:rPr>
-              <w:t>TS 6.4.2.6  - Vaakyam</w:t>
+              <w:t xml:space="preserve">TS </w:t>
+            </w:r>
+            <w:proofErr w:type="gramStart"/>
+            <w:r>
+              <w:rPr>
+                <w:rFonts w:cs="Latha"/>
+                <w:sz w:val="28"/>
+                <w:szCs w:val="28"/>
+                <w:lang w:bidi="ta-IN"/>
+              </w:rPr>
+              <w:t>6.4.2.6  -</w:t>
+            </w:r>
+            <w:proofErr w:type="gramEnd"/>
+            <w:r>
+              <w:rPr>
+                <w:rFonts w:cs="Latha"/>
+                <w:sz w:val="28"/>
+                <w:szCs w:val="28"/>
+                <w:lang w:bidi="ta-IN"/>
+              </w:rPr>
+              <w:t xml:space="preserve"> Vaakyam</w:t>
             </w:r>
           </w:p>
           <w:p>
@@ -17820,7 +18174,27 @@
                 <w:szCs w:val="28"/>
                 <w:lang w:bidi="ta-IN"/>
               </w:rPr>
-              <w:t>TS 6.4.5.5  - Vaakyam</w:t>
+              <w:t xml:space="preserve">TS </w:t>
+            </w:r>
+            <w:proofErr w:type="gramStart"/>
+            <w:r>
+              <w:rPr>
+                <w:rFonts w:cs="Latha"/>
+                <w:sz w:val="28"/>
+                <w:szCs w:val="28"/>
+                <w:lang w:bidi="ta-IN"/>
+              </w:rPr>
+              <w:t>6.4.5.5  -</w:t>
+            </w:r>
+            <w:proofErr w:type="gramEnd"/>
+            <w:r>
+              <w:rPr>
+                <w:rFonts w:cs="Latha"/>
+                <w:sz w:val="28"/>
+                <w:szCs w:val="28"/>
+                <w:lang w:bidi="ta-IN"/>
+              </w:rPr>
+              <w:t xml:space="preserve"> Vaakyam</w:t>
             </w:r>
           </w:p>
           <w:p>
@@ -18137,7 +18511,27 @@
                 <w:szCs w:val="28"/>
                 <w:lang w:bidi="ta-IN"/>
               </w:rPr>
-              <w:t>TS 6.4.8.3  - Vaakyam</w:t>
+              <w:t xml:space="preserve">TS </w:t>
+            </w:r>
+            <w:proofErr w:type="gramStart"/>
+            <w:r>
+              <w:rPr>
+                <w:rFonts w:cs="Latha"/>
+                <w:sz w:val="28"/>
+                <w:szCs w:val="28"/>
+                <w:lang w:bidi="ta-IN"/>
+              </w:rPr>
+              <w:t>6.4.8.3  -</w:t>
+            </w:r>
+            <w:proofErr w:type="gramEnd"/>
+            <w:r>
+              <w:rPr>
+                <w:rFonts w:cs="Latha"/>
+                <w:sz w:val="28"/>
+                <w:szCs w:val="28"/>
+                <w:lang w:bidi="ta-IN"/>
+              </w:rPr>
+              <w:t xml:space="preserve"> Vaakyam</w:t>
             </w:r>
           </w:p>
           <w:p>
@@ -18930,6 +19324,7 @@
               </w:rPr>
               <w:t xml:space="preserve"> </w:t>
             </w:r>
+            <w:proofErr w:type="gramStart"/>
             <w:r>
               <w:rPr>
                 <w:rFonts w:ascii="BRH Malayalam Extra" w:eastAsia="Times New Roman" w:hAnsi="BRH Malayalam Extra" w:cs="BRH Malayalam Extra"/>
@@ -18938,7 +19333,18 @@
                 <w:szCs w:val="40"/>
                 <w:lang w:val="en-IN" w:eastAsia="en-IN" w:bidi="ml-IN"/>
               </w:rPr>
-              <w:t xml:space="preserve">-[ ] </w:t>
+              <w:t>-[</w:t>
+            </w:r>
+            <w:proofErr w:type="gramEnd"/>
+            <w:r>
+              <w:rPr>
+                <w:rFonts w:ascii="BRH Malayalam Extra" w:eastAsia="Times New Roman" w:hAnsi="BRH Malayalam Extra" w:cs="BRH Malayalam Extra"/>
+                <w:color w:val="000000"/>
+                <w:sz w:val="40"/>
+                <w:szCs w:val="40"/>
+                <w:lang w:val="en-IN" w:eastAsia="en-IN" w:bidi="ml-IN"/>
+              </w:rPr>
+              <w:t xml:space="preserve"> ] </w:t>
             </w:r>
             <w:r>
               <w:rPr>
@@ -19040,6 +19446,7 @@
               </w:rPr>
               <w:t xml:space="preserve"> </w:t>
             </w:r>
+            <w:proofErr w:type="gramStart"/>
             <w:r>
               <w:rPr>
                 <w:rFonts w:ascii="BRH Malayalam Extra" w:eastAsia="Times New Roman" w:hAnsi="BRH Malayalam Extra" w:cs="BRH Malayalam Extra"/>
@@ -19048,7 +19455,18 @@
                 <w:szCs w:val="40"/>
                 <w:lang w:val="en-IN" w:eastAsia="en-IN" w:bidi="ml-IN"/>
               </w:rPr>
-              <w:t xml:space="preserve">-[ ] </w:t>
+              <w:t>-[</w:t>
+            </w:r>
+            <w:proofErr w:type="gramEnd"/>
+            <w:r>
+              <w:rPr>
+                <w:rFonts w:ascii="BRH Malayalam Extra" w:eastAsia="Times New Roman" w:hAnsi="BRH Malayalam Extra" w:cs="BRH Malayalam Extra"/>
+                <w:color w:val="000000"/>
+                <w:sz w:val="40"/>
+                <w:szCs w:val="40"/>
+                <w:lang w:val="en-IN" w:eastAsia="en-IN" w:bidi="ml-IN"/>
+              </w:rPr>
+              <w:t xml:space="preserve"> ] </w:t>
             </w:r>
             <w:r>
               <w:rPr>
@@ -20608,7 +21026,29 @@
                 <w:szCs w:val="40"/>
                 <w:lang w:val="en-IN" w:eastAsia="en-IN" w:bidi="ml-IN"/>
               </w:rPr>
-              <w:t xml:space="preserve">p- [ ] </w:t>
+              <w:t xml:space="preserve">p- </w:t>
+            </w:r>
+            <w:proofErr w:type="gramStart"/>
+            <w:r>
+              <w:rPr>
+                <w:rFonts w:ascii="BRH Malayalam Extra" w:eastAsia="Times New Roman" w:hAnsi="BRH Malayalam Extra" w:cs="BRH Malayalam Extra"/>
+                <w:color w:val="000000"/>
+                <w:sz w:val="40"/>
+                <w:szCs w:val="40"/>
+                <w:lang w:val="en-IN" w:eastAsia="en-IN" w:bidi="ml-IN"/>
+              </w:rPr>
+              <w:t>[ ]</w:t>
+            </w:r>
+            <w:proofErr w:type="gramEnd"/>
+            <w:r>
+              <w:rPr>
+                <w:rFonts w:ascii="BRH Malayalam Extra" w:eastAsia="Times New Roman" w:hAnsi="BRH Malayalam Extra" w:cs="BRH Malayalam Extra"/>
+                <w:color w:val="000000"/>
+                <w:sz w:val="40"/>
+                <w:szCs w:val="40"/>
+                <w:lang w:val="en-IN" w:eastAsia="en-IN" w:bidi="ml-IN"/>
+              </w:rPr>
+              <w:t xml:space="preserve"> </w:t>
             </w:r>
             <w:r>
               <w:rPr>
@@ -20804,7 +21244,29 @@
                 <w:szCs w:val="40"/>
                 <w:lang w:val="en-IN" w:eastAsia="en-IN" w:bidi="ml-IN"/>
               </w:rPr>
-              <w:t xml:space="preserve">p- [ ] </w:t>
+              <w:t xml:space="preserve">p- </w:t>
+            </w:r>
+            <w:proofErr w:type="gramStart"/>
+            <w:r>
+              <w:rPr>
+                <w:rFonts w:ascii="BRH Malayalam Extra" w:eastAsia="Times New Roman" w:hAnsi="BRH Malayalam Extra" w:cs="BRH Malayalam Extra"/>
+                <w:color w:val="000000"/>
+                <w:sz w:val="40"/>
+                <w:szCs w:val="40"/>
+                <w:lang w:val="en-IN" w:eastAsia="en-IN" w:bidi="ml-IN"/>
+              </w:rPr>
+              <w:t>[ ]</w:t>
+            </w:r>
+            <w:proofErr w:type="gramEnd"/>
+            <w:r>
+              <w:rPr>
+                <w:rFonts w:ascii="BRH Malayalam Extra" w:eastAsia="Times New Roman" w:hAnsi="BRH Malayalam Extra" w:cs="BRH Malayalam Extra"/>
+                <w:color w:val="000000"/>
+                <w:sz w:val="40"/>
+                <w:szCs w:val="40"/>
+                <w:lang w:val="en-IN" w:eastAsia="en-IN" w:bidi="ml-IN"/>
+              </w:rPr>
+              <w:t xml:space="preserve"> </w:t>
             </w:r>
             <w:r>
               <w:rPr>
@@ -22754,6 +23216,7 @@
       <w:pBdr>
         <w:top w:val="single" w:sz="4" w:space="1" w:color="auto"/>
       </w:pBdr>
+      <w:jc w:val="right"/>
       <w:rPr>
         <w:b/>
         <w:bCs/>
